--- a/Fase 1/Evidencias Individuales/Uciell_Madrid_1.2_APT122_DiarioReflexionFase1.docx
+++ b/Fase 1/Evidencias Individuales/Uciell_Madrid_1.2_APT122_DiarioReflexionFase1.docx
@@ -2011,7 +2011,7 @@
                 <w:rFonts w:ascii="Calibri" w:hAnsi="Calibri"/>
                 <w:sz w:val="22"/>
               </w:rPr>
-              <w:t>Lo que cambió no es el tema sino su concreción. Aquel diseño preliminar estaba planteado en términos generales, sin una organización definida ni un problema acotado. El proyecto actual, VetRisk, es un sistema predictivo de gestión del riesgo de inasistencia para clínicas veterinarias, construido como extensión de un sistema de gestión veterinaria ya existente, y situado en una clínica concreta. Ese es el ajuste principal que le hicimos y es lo que lo vuelve realizable.</w:t>
+              <w:t>Lo que cambió no es el tema sino su concreción. Aquel diseño preliminar estaba planteado en términos generales, sin una organización definida ni un problema acotado. El proyecto actual, PreVet, es un sistema predictivo de gestión del riesgo de inasistencia para clínicas veterinarias, construido como extensión de un sistema de gestión veterinaria ya existente, y situado en una clínica concreta. Ese es el ajuste principal que le hicimos y es lo que lo vuelve realizable.</w:t>
             </w:r>
           </w:p>
           <w:p>
